--- a/templates/ROYAL/BAHRAIN/POA_DM.docx
+++ b/templates/ROYAL/BAHRAIN/POA_DM.docx
@@ -94,29 +94,7 @@
           <w:sz w:val="24"/>
           <w:szCs w:val="24"/>
         </w:rPr>
-        <w:t>{{</w:t>
-      </w:r>
-      <w:r>
-        <w:rPr>
-          <w:rFonts w:ascii="Times New Roman" w:hAnsi="Times New Roman" w:cs="Times New Roman"/>
-          <w:b/>
-          <w:bCs/>
-          <w:color w:val="000000" w:themeColor="text1"/>
-          <w:sz w:val="24"/>
-          <w:szCs w:val="24"/>
-        </w:rPr>
-        <w:t>VISAISSUEDATE</w:t>
-      </w:r>
-      <w:r>
-        <w:rPr>
-          <w:rFonts w:ascii="Times New Roman" w:hAnsi="Times New Roman" w:cs="Times New Roman"/>
-          <w:b/>
-          <w:bCs/>
-          <w:color w:val="000000" w:themeColor="text1"/>
-          <w:sz w:val="24"/>
-          <w:szCs w:val="24"/>
-        </w:rPr>
-        <w:t>}}</w:t>
+        <w:t>{{VISAISSUEDATE}}</w:t>
       </w:r>
     </w:p>
     <w:p>
@@ -1436,6 +1414,67 @@
           <w:szCs w:val="24"/>
         </w:rPr>
       </w:pPr>
+      <w:r>
+        <w:rPr>
+          <w:rFonts w:ascii="Times New Roman" w:hAnsi="Times New Roman" w:cs="Times New Roman"/>
+          <w:noProof/>
+          <w:sz w:val="24"/>
+          <w:szCs w:val="24"/>
+        </w:rPr>
+        <w:pict w14:anchorId="174E44D0">
+          <v:rect id="_x0000_s1027" style="position:absolute;left:0;text-align:left;margin-left:76.8pt;margin-top:12.6pt;width:116.85pt;height:63.5pt;z-index:251660800;mso-position-horizontal-relative:text;mso-position-vertical-relative:text" fillcolor="#4472c4 [3204]" stroked="f">
+            <v:textbox style="mso-next-textbox:#_x0000_s1027">
+              <w:txbxContent>
+                <w:p>
+                  <w:pPr>
+                    <w:rPr>
+                      <w:lang w:val="en-IN"/>
+                    </w:rPr>
+                  </w:pPr>
+                  <w:r>
+                    <w:rPr>
+                      <w:lang w:val="en-IN"/>
+                    </w:rPr>
+                    <w:t>{{SPONSOR_SIGNATURE}}</w:t>
+                  </w:r>
+                </w:p>
+                <w:p/>
+              </w:txbxContent>
+            </v:textbox>
+          </v:rect>
+        </w:pict>
+      </w:r>
+      <w:r>
+        <w:rPr>
+          <w:rFonts w:ascii="Times New Roman" w:hAnsi="Times New Roman" w:cs="Times New Roman"/>
+          <w:noProof/>
+          <w:sz w:val="24"/>
+          <w:szCs w:val="24"/>
+        </w:rPr>
+        <w:pict w14:anchorId="66949239">
+          <v:rect id="_x0000_s1026" style="position:absolute;left:0;text-align:left;margin-left:72.5pt;margin-top:6.85pt;width:125.95pt;height:74.85pt;z-index:251659776;mso-position-horizontal-relative:text;mso-position-vertical-relative:text">
+            <v:textbox style="mso-next-textbox:#_x0000_s1026">
+              <w:txbxContent>
+                <w:p>
+                  <w:pPr>
+                    <w:rPr>
+                      <w:lang w:val="en-IN"/>
+                    </w:rPr>
+                  </w:pPr>
+                  <w:proofErr w:type="spellStart"/>
+                  <w:r>
+                    <w:rPr>
+                      <w:lang w:val="en-IN"/>
+                    </w:rPr>
+                    <w:t>BoarderBoX</w:t>
+                  </w:r>
+                  <w:proofErr w:type="spellEnd"/>
+                </w:p>
+              </w:txbxContent>
+            </v:textbox>
+          </v:rect>
+        </w:pict>
+      </w:r>
     </w:p>
     <w:p>
       <w:pPr>
@@ -1492,7 +1531,7 @@
           <w:noProof/>
         </w:rPr>
         <w:drawing>
-          <wp:anchor distT="0" distB="0" distL="114300" distR="114300" simplePos="0" relativeHeight="251658752" behindDoc="1" locked="0" layoutInCell="1" allowOverlap="1" wp14:anchorId="2635A628" wp14:editId="3770C3B1">
+          <wp:anchor distT="0" distB="0" distL="114300" distR="114300" simplePos="0" relativeHeight="251657728" behindDoc="1" locked="0" layoutInCell="1" allowOverlap="1" wp14:anchorId="2635A628" wp14:editId="3770C3B1">
             <wp:simplePos x="0" y="0"/>
             <wp:positionH relativeFrom="column">
               <wp:posOffset>4397375</wp:posOffset>
@@ -2390,6 +2429,37 @@
       <w:r>
         <w:rPr>
           <w:rFonts w:ascii="Times New Roman" w:hAnsi="Times New Roman" w:cs="Times New Roman"/>
+          <w:noProof/>
+          <w:sz w:val="24"/>
+          <w:szCs w:val="24"/>
+        </w:rPr>
+        <w:pict w14:anchorId="66949239">
+          <v:rect id="_x0000_s1028" style="position:absolute;left:0;text-align:left;margin-left:19.4pt;margin-top:20.25pt;width:125.95pt;height:74.85pt;z-index:251661824;mso-position-horizontal-relative:text;mso-position-vertical-relative:text">
+            <v:textbox style="mso-next-textbox:#_x0000_s1028">
+              <w:txbxContent>
+                <w:p>
+                  <w:pPr>
+                    <w:rPr>
+                      <w:lang w:val="en-IN"/>
+                    </w:rPr>
+                  </w:pPr>
+                  <w:proofErr w:type="spellStart"/>
+                  <w:r>
+                    <w:rPr>
+                      <w:lang w:val="en-IN"/>
+                    </w:rPr>
+                    <w:t>BoarderBoX</w:t>
+                  </w:r>
+                  <w:proofErr w:type="spellEnd"/>
+                </w:p>
+              </w:txbxContent>
+            </v:textbox>
+          </v:rect>
+        </w:pict>
+      </w:r>
+      <w:r>
+        <w:rPr>
+          <w:rFonts w:ascii="Times New Roman" w:hAnsi="Times New Roman" w:cs="Times New Roman"/>
           <w:b/>
           <w:sz w:val="24"/>
           <w:szCs w:val="24"/>
@@ -2417,6 +2487,36 @@
           <w:szCs w:val="24"/>
         </w:rPr>
       </w:pPr>
+      <w:r>
+        <w:rPr>
+          <w:rFonts w:ascii="Times New Roman" w:hAnsi="Times New Roman" w:cs="Times New Roman"/>
+          <w:noProof/>
+          <w:sz w:val="24"/>
+          <w:szCs w:val="24"/>
+        </w:rPr>
+        <w:pict w14:anchorId="174E44D0">
+          <v:rect id="_x0000_s1029" style="position:absolute;left:0;text-align:left;margin-left:24.8pt;margin-top:4.05pt;width:114pt;height:63.5pt;z-index:251662848;mso-position-horizontal-relative:text;mso-position-vertical-relative:text" fillcolor="#4472c4 [3204]" stroked="f">
+            <v:textbox style="mso-next-textbox:#_x0000_s1029">
+              <w:txbxContent>
+                <w:p>
+                  <w:pPr>
+                    <w:rPr>
+                      <w:lang w:val="en-IN"/>
+                    </w:rPr>
+                  </w:pPr>
+                  <w:r>
+                    <w:rPr>
+                      <w:lang w:val="en-IN"/>
+                    </w:rPr>
+                    <w:t>{{SPONSOR_SIGNATURE}}</w:t>
+                  </w:r>
+                </w:p>
+                <w:p/>
+              </w:txbxContent>
+            </v:textbox>
+          </v:rect>
+        </w:pict>
+      </w:r>
     </w:p>
     <w:p>
       <w:pPr>
@@ -2985,6 +3085,7 @@
   <w:style w:type="character" w:default="1" w:styleId="DefaultParagraphFont">
     <w:name w:val="Default Paragraph Font"/>
     <w:uiPriority w:val="1"/>
+    <w:semiHidden/>
     <w:unhideWhenUsed/>
   </w:style>
   <w:style w:type="table" w:default="1" w:styleId="TableNormal">
